--- a/Volume 1/Chapter 07 - Networking Basics/SPA_Vol1_Ch7_Lesson7_9a_Traceroute_EXTENDED.docx
+++ b/Volume 1/Chapter 07 - Networking Basics/SPA_Vol1_Ch7_Lesson7_9a_Traceroute_EXTENDED.docx
@@ -870,6 +870,58 @@
         <w:pStyle w:val="Heading3"/>
       </w:pPr>
       <w:r>
+        <w:t>Windows PowerShell Rust Project Setup</w:t>
+      </w:r>
+    </w:p>
+    <w:p>
+      <w:pPr>
+        <w:keepNext/>
+      </w:pPr>
+      <w:r>
+        <w:t>Next, let cargo create the Rust project, as in Lesson 7.4a. Remember, cargo init .\rust writes Cargo.toml and a starter program, src\main.rs, and cargo add pins windows-sys at exactly 0.61.2, with the one feature this lesson needs. cargo add also writes a Cargo.lock, which the Copy Setup below replaces with Lesson 7.4a's.</w:t>
+      </w:r>
+    </w:p>
+    <w:p>
+      <w:pPr>
+        <w:keepNext/>
+      </w:pPr>
+    </w:p>
+    <w:p>
+      <w:pPr>
+        <w:pStyle w:val="CommandBlock"/>
+        <w:keepNext/>
+      </w:pPr>
+      <w:r>
+        <w:t>cargo init .\rust --name traceroute --vcs none</w:t>
+      </w:r>
+    </w:p>
+    <w:p>
+      <w:pPr>
+        <w:pStyle w:val="CommandBlock"/>
+        <w:keepNext/>
+      </w:pPr>
+      <w:r>
+        <w:t>cargo add --manifest-path .\rust\Cargo.toml windows-sys@=0.61.2 `</w:t>
+      </w:r>
+    </w:p>
+    <w:p>
+      <w:pPr>
+        <w:pStyle w:val="CommandBlock"/>
+      </w:pPr>
+      <w:r>
+        <w:t xml:space="preserve">    --features Win32_NetworkManagement_IpHelper</w:t>
+      </w:r>
+    </w:p>
+    <w:p>
+      <w:pPr>
+        <w:keepNext/>
+      </w:pPr>
+    </w:p>
+    <w:p>
+      <w:pPr>
+        <w:pStyle w:val="Heading3"/>
+      </w:pPr>
+      <w:r>
         <w:t>Windows PowerShell Lesson 7.4a Copy Setup</w:t>
       </w:r>
     </w:p>
@@ -878,10 +930,10 @@
         <w:keepNext/>
       </w:pPr>
       <w:r>
-        <w:t>Still in lesson-7.9-extended, copy what Lesson 7.4a already holds: the address table module (Lesson 7.1a's classify_address, with address_table.inc in Assembly and address_table.hrl in Erlang), the host name module (is_valid_hostname, Lesson 7.2a), the address lookup module (lookup_addresses, with address_lookup.inc and address_lookup.hrl), and the ICMP echo module (send_echo, with icmp_echo.inc and icmp_echo.hrl) in every language, Rust's Cargo.lock, and Solidity's foundry.toml. None of them changes in thi</w:t>
-      </w:r>
-      <w:r>
-        <w:t>s lesson, so none is printed again:</w:t>
+        <w:t>Still in lesson-7.9-extended, copy what Lesson 7.4a already holds: the address table module (Lesson 7.1a's classify_address, with address_table.inc in Assembly and address_table.hrl in Erlang), the host name module (is_valid_hostname, Lesson 7.2a), the address lookup module (lookup_addresses, with address_lookup.inc and address_lookup.hrl), and the ICMP echo module (send_echo, with icmp_echo.inc and icmp_echo.hrl) in every language, Rust's Cargo.lock, which replaces the one cargo add wrote, and Solidity's f</w:t>
+      </w:r>
+      <w:r>
+        <w:t>oundry.toml. None of them changes in this lesson, so none is printed again:</w:t>
       </w:r>
     </w:p>
     <w:p>
@@ -1300,10 +1352,7 @@
         <w:keepNext/>
       </w:pPr>
       <w:r>
-        <w:t>Save each file from this lesson into the matching path in the project layout. As in Chapter 1, notepad .\rust\Cargo.toml creates and opens one: choose Yes, type the file, save it with Ctrl+S, and close Notepad. Then cargo fetch downloads the crates Cargo.lock records, windows-sys and windows-link, if Cargo's cache does not already hold them from Lesson 7.4a, and writes this project's name, traceroute, into Cargo.lock in place of testing_connectivity; never edit it by hand (Lesson 7.5a). forge installs forge</w:t>
-      </w:r>
-      <w:r>
-        <w:t>-std, as in every Solidity lesson. Linux Assembly runs in WSL or on a Linux computer.</w:t>
+        <w:t>cargo fetch downloads the crates Cargo.lock records, windows-sys and windows-link, if Cargo's cache does not already hold them from Lesson 7.4a, and writes this project's name, traceroute, into Cargo.lock in place of testing_connectivity; never edit it by hand (Lesson 7.5a). This lesson's programs live in src\bin, so Remove-Item deletes the starter main.rs after the fetch, which needs a program to read. forge installs forge-std, as in every Solidity lesson. Linux Assembly runs in WSL or on a Linux computer.</w:t>
       </w:r>
     </w:p>
     <w:p>
@@ -1326,6 +1375,15 @@
         <w:keepNext/>
       </w:pPr>
       <w:r>
+        <w:t>Remove-Item .\rust\src\main.rs</w:t>
+      </w:r>
+    </w:p>
+    <w:p>
+      <w:pPr>
+        <w:pStyle w:val="CommandBlock"/>
+        <w:keepNext/>
+      </w:pPr>
+      <w:r>
         <w:t>Push-Location .\solidity</w:t>
       </w:r>
     </w:p>
@@ -1352,10 +1410,114 @@
       </w:pPr>
     </w:p>
     <w:p>
+      <w:r>
+        <w:t>Then type src\lib.rs, which makes the project a library holding the four modules the Copy Setup copied. As in Chapter 1, notepad .\rust\src\lib.rs creates and opens the file: choose Yes, type the file, save it with Ctrl+S, and close Notepad.</w:t>
+      </w:r>
+    </w:p>
+    <w:p>
+      <w:pPr>
+        <w:keepNext/>
+      </w:pPr>
+    </w:p>
+    <w:p>
       <w:pPr>
         <w:pStyle w:val="Heading3"/>
       </w:pPr>
       <w:r>
+        <w:t>rust/src/lib.rs</w:t>
+      </w:r>
+    </w:p>
+    <w:p>
+      <w:pPr>
+        <w:pStyle w:val="SourceCode"/>
+        <w:keepNext/>
+      </w:pPr>
+      <w:r>
+        <w:t>// Lesson 7.9a: the project's library, traceroute. Remember, every module</w:t>
+      </w:r>
+    </w:p>
+    <w:p>
+      <w:pPr>
+        <w:pStyle w:val="SourceCode"/>
+        <w:keepNext/>
+      </w:pPr>
+      <w:r>
+        <w:t>// that lib.rs declares with pub mod can be used by every program in</w:t>
+      </w:r>
+    </w:p>
+    <w:p>
+      <w:pPr>
+        <w:pStyle w:val="SourceCode"/>
+        <w:keepNext/>
+      </w:pPr>
+      <w:r>
+        <w:t>// src/bin, as traceroute::name. All four modules are copied unchanged</w:t>
+      </w:r>
+    </w:p>
+    <w:p>
+      <w:pPr>
+        <w:pStyle w:val="SourceCode"/>
+        <w:keepNext/>
+      </w:pPr>
+      <w:r>
+        <w:t>// from Lesson 7.4a; only the library's name is new.</w:t>
+      </w:r>
+    </w:p>
+    <w:p>
+      <w:pPr>
+        <w:pStyle w:val="SourceCode"/>
+        <w:keepNext/>
+      </w:pPr>
+      <w:r>
+        <w:t>pub mod address_lookup;</w:t>
+      </w:r>
+    </w:p>
+    <w:p>
+      <w:pPr>
+        <w:pStyle w:val="SourceCode"/>
+        <w:keepNext/>
+      </w:pPr>
+      <w:r>
+        <w:t>pub mod address_table;</w:t>
+      </w:r>
+    </w:p>
+    <w:p>
+      <w:pPr>
+        <w:pStyle w:val="SourceCode"/>
+        <w:keepNext/>
+      </w:pPr>
+      <w:r>
+        <w:t>pub mod host_names;</w:t>
+      </w:r>
+    </w:p>
+    <w:p>
+      <w:pPr>
+        <w:pStyle w:val="SourceCode"/>
+      </w:pPr>
+      <w:r>
+        <w:t>pub mod icmp_echo;</w:t>
+      </w:r>
+    </w:p>
+    <w:p>
+      <w:pPr>
+        <w:keepNext/>
+      </w:pPr>
+    </w:p>
+    <w:p>
+      <w:r>
+        <w:t>You save each source file in its language's section below, as each is shown, the same way.</w:t>
+      </w:r>
+    </w:p>
+    <w:p>
+      <w:pPr>
+        <w:keepNext/>
+      </w:pPr>
+    </w:p>
+    <w:p>
+      <w:pPr>
+        <w:pStyle w:val="Heading3"/>
+      </w:pPr>
+      <w:r>
         <w:t>Windows PowerShell Cargo.lock Check</w:t>
       </w:r>
     </w:p>
@@ -1478,7 +1640,7 @@
         <w:keepNext/>
       </w:pPr>
       <w:r>
-        <w:t>Copy the modules from Lesson 7.4a, save each file from this lesson into the matching path in the project layout, then install forge-std. As in Chapter 1, nano ./rust/Cargo.toml creates and opens one: type the file, then save and close it with Ctrl+O, Enter, then Ctrl+X. The Rust and Erlang programs call Windows, so they run only on Windows:</w:t>
+        <w:t>Create the Rust project with the same commands as on Windows, before the copies, so Lesson 7.4a's Cargo.lock replaces the one cargo add wrote; then copy the modules from Lesson 7.4a, delete the starter main.rs with rm, and install forge-std. The Rust and Erlang programs call Windows, so they run only on Windows:</w:t>
       </w:r>
     </w:p>
     <w:p>
@@ -1492,13 +1654,37 @@
         <w:keepNext/>
       </w:pPr>
       <w:r>
+        <w:t>cargo init ./rust --name traceroute --vcs none</w:t>
+      </w:r>
+    </w:p>
+    <w:p>
+      <w:pPr>
+        <w:pStyle w:val="CommandBlock"/>
+        <w:keepNext/>
+      </w:pPr>
+      <w:r>
+        <w:t>cargo add --manifest-path ./rust/Cargo.toml windows-sys@=0.61.2 \</w:t>
+      </w:r>
+    </w:p>
+    <w:p>
+      <w:pPr>
+        <w:pStyle w:val="CommandBlock"/>
+      </w:pPr>
+      <w:r>
+        <w:t xml:space="preserve">    --features Win32_NetworkManagement_IpHelper</w:t>
+      </w:r>
+    </w:p>
+    <w:p>
+      <w:pPr>
+        <w:pStyle w:val="CommandBlock"/>
+      </w:pPr>
+      <w:r>
         <w:t>cp ../lesson-7.4-extended/assembly/*.inc ./assembly</w:t>
       </w:r>
     </w:p>
     <w:p>
       <w:pPr>
         <w:pStyle w:val="CommandBlock"/>
-        <w:keepNext/>
       </w:pPr>
       <w:r>
         <w:t>cp ../lesson-7.4-extended/assembly/windows/{address_table,host_names}.asm \</w:t>
@@ -1603,7 +1789,6 @@
     <w:p>
       <w:pPr>
         <w:pStyle w:val="CommandBlock"/>
-        <w:keepNext/>
       </w:pPr>
       <w:r>
         <w:t xml:space="preserve">    ./solidity/script</w:t>
@@ -1621,6 +1806,15 @@
     <w:p>
       <w:pPr>
         <w:pStyle w:val="CommandBlock"/>
+        <w:keepNext/>
+      </w:pPr>
+      <w:r>
+        <w:t>rm ./rust/src/main.rs</w:t>
+      </w:r>
+    </w:p>
+    <w:p>
+      <w:pPr>
+        <w:pStyle w:val="CommandBlock"/>
       </w:pPr>
       <w:r>
         <w:t>(cd ./solidity &amp;&amp; forge install foundry-rs/forge-std@v1.16.2 --no-git)</w:t>
@@ -1632,6 +1826,16 @@
       </w:pPr>
     </w:p>
     <w:p>
+      <w:r>
+        <w:t>Type rust/src/lib.rs exactly as shown in the Windows setup. You save each source file in its language's section below, as each is shown. As in Chapter 1, nano ./rust/src/lib.rs creates and opens one: type the file, then save and close it with Ctrl+O, Enter, then Ctrl+X.</w:t>
+      </w:r>
+    </w:p>
+    <w:p>
+      <w:pPr>
+        <w:keepNext/>
+      </w:pPr>
+    </w:p>
+    <w:p>
       <w:pPr>
         <w:keepNext/>
       </w:pPr>
@@ -14726,7 +14930,10 @@
     </w:p>
     <w:p>
       <w:r>
-        <w:t>Cargo.toml names this lesson's package, traceroute, with edition 2024, and pins windows-sys at exactly 0.61.2 with the one feature Lesson 7.4a chose; src/lib.rs makes the project a library too, holding the four copied modules. Cargo.lock is copied from lesson-7.4-extended and renamed by cargo fetch, and foundry.toml is copied unchanged, in the Copy Setup.</w:t>
+        <w:t>Cargo.toml is the file the setup commands wrote, shown here so you can check yours. cargo add writes the crate on one line, windows-sys = { version = "=0.61.2", features = ["Win32_NetworkManagement_IpHelper"] }, which means the same as the [dependencies.windows-sys] lines below; cargo init does not write the comment lines, which are this lesson's notes about the file, and the blank lines may differ. Cargo.toml names this lesson's package, traceroute, with edition 2024, and pins windows-sys at exactly 0.61.2</w:t>
+      </w:r>
+      <w:r>
+        <w:t xml:space="preserve"> with the one feature Lesson 7.4a chose; src/lib.rs, which you typed in Project Setup, makes the project a library too, holding the four copied modules. Cargo.lock is copied from lesson-7.4-extended and renamed by cargo fetch, and foundry.toml is copied unchanged, in the Copy Setup.</w:t>
       </w:r>
     </w:p>
     <w:p>
@@ -14863,95 +15070,6 @@
       </w:pPr>
       <w:r>
         <w:t>features = ["Win32_NetworkManagement_IpHelper"]</w:t>
-      </w:r>
-    </w:p>
-    <w:p>
-      <w:pPr>
-        <w:keepNext/>
-      </w:pPr>
-    </w:p>
-    <w:p>
-      <w:pPr>
-        <w:keepNext/>
-      </w:pPr>
-    </w:p>
-    <w:p>
-      <w:pPr>
-        <w:pStyle w:val="Heading2"/>
-      </w:pPr>
-      <w:r>
-        <w:t>rust/src/lib.rs</w:t>
-      </w:r>
-    </w:p>
-    <w:p>
-      <w:pPr>
-        <w:pStyle w:val="SourceCode"/>
-        <w:keepNext/>
-      </w:pPr>
-      <w:r>
-        <w:t>// Lesson 7.9a: the project's library, traceroute. Remember, every module</w:t>
-      </w:r>
-    </w:p>
-    <w:p>
-      <w:pPr>
-        <w:pStyle w:val="SourceCode"/>
-        <w:keepNext/>
-      </w:pPr>
-      <w:r>
-        <w:t>// that lib.rs declares with pub mod can be used by every program in</w:t>
-      </w:r>
-    </w:p>
-    <w:p>
-      <w:pPr>
-        <w:pStyle w:val="SourceCode"/>
-        <w:keepNext/>
-      </w:pPr>
-      <w:r>
-        <w:t>// src/bin, as traceroute::name. All four modules are copied unchanged</w:t>
-      </w:r>
-    </w:p>
-    <w:p>
-      <w:pPr>
-        <w:pStyle w:val="SourceCode"/>
-        <w:keepNext/>
-      </w:pPr>
-      <w:r>
-        <w:t>// from Lesson 7.4a; only the library's name is new.</w:t>
-      </w:r>
-    </w:p>
-    <w:p>
-      <w:pPr>
-        <w:pStyle w:val="SourceCode"/>
-        <w:keepNext/>
-      </w:pPr>
-      <w:r>
-        <w:t>pub mod address_lookup;</w:t>
-      </w:r>
-    </w:p>
-    <w:p>
-      <w:pPr>
-        <w:pStyle w:val="SourceCode"/>
-        <w:keepNext/>
-      </w:pPr>
-      <w:r>
-        <w:t>pub mod address_table;</w:t>
-      </w:r>
-    </w:p>
-    <w:p>
-      <w:pPr>
-        <w:pStyle w:val="SourceCode"/>
-        <w:keepNext/>
-      </w:pPr>
-      <w:r>
-        <w:t>pub mod host_names;</w:t>
-      </w:r>
-    </w:p>
-    <w:p>
-      <w:pPr>
-        <w:pStyle w:val="SourceCode"/>
-      </w:pPr>
-      <w:r>
-        <w:t>pub mod icmp_echo;</w:t>
       </w:r>
     </w:p>
     <w:p>
@@ -16727,31 +16845,31 @@
       </w:rPr>
     </w:lvl>
   </w:abstractNum>
-  <w:num w:numId="1" w16cid:durableId="1168404998">
+  <w:num w:numId="1" w16cid:durableId="517545647">
     <w:abstractNumId w:val="8"/>
   </w:num>
-  <w:num w:numId="2" w16cid:durableId="1314215924">
+  <w:num w:numId="2" w16cid:durableId="1308363983">
     <w:abstractNumId w:val="6"/>
   </w:num>
-  <w:num w:numId="3" w16cid:durableId="2063359119">
+  <w:num w:numId="3" w16cid:durableId="2106999407">
     <w:abstractNumId w:val="5"/>
   </w:num>
-  <w:num w:numId="4" w16cid:durableId="152992374">
+  <w:num w:numId="4" w16cid:durableId="1829130795">
     <w:abstractNumId w:val="4"/>
   </w:num>
-  <w:num w:numId="5" w16cid:durableId="464196777">
+  <w:num w:numId="5" w16cid:durableId="120272786">
     <w:abstractNumId w:val="7"/>
   </w:num>
-  <w:num w:numId="6" w16cid:durableId="1478957084">
+  <w:num w:numId="6" w16cid:durableId="99181393">
     <w:abstractNumId w:val="3"/>
   </w:num>
-  <w:num w:numId="7" w16cid:durableId="2139253995">
+  <w:num w:numId="7" w16cid:durableId="527256497">
     <w:abstractNumId w:val="2"/>
   </w:num>
-  <w:num w:numId="8" w16cid:durableId="1141458179">
+  <w:num w:numId="8" w16cid:durableId="815492902">
     <w:abstractNumId w:val="1"/>
   </w:num>
-  <w:num w:numId="9" w16cid:durableId="526598989">
+  <w:num w:numId="9" w16cid:durableId="1542134556">
     <w:abstractNumId w:val="0"/>
   </w:num>
 </w:numbering>

--- a/Volume 1/Chapter 07 - Networking Basics/SPA_Vol1_Ch7_Lesson7_9a_Traceroute_EXTENDED.docx
+++ b/Volume 1/Chapter 07 - Networking Basics/SPA_Vol1_Ch7_Lesson7_9a_Traceroute_EXTENDED.docx
@@ -319,10 +319,11 @@
         <w:pStyle w:val="ListBullet"/>
       </w:pPr>
       <w:r>
-        <w:t>So Erlang leaves the trace to Windows' own tool. It runs tracert.exe by its full path with list arguments, -d -h 30 -w 1000 and the address, through open_port with no command interpreter, exactly as Lesson 7.8a ran every tool, and throws its report away unread, because the report is in the system's language. Remember, tracert ends with exit code 0 whenever it ran, reached or not (Lesson 7.8a). So Erlang prints the exit code and then Result: not available from an exit code: it does not claim a result it cann</w:t>
-      </w:r>
-      <w:r>
-        <w:t>ot know. To see the routers, read tracert's own report in The Path According to tracert.</w:t>
+        <w:t xml:space="preserve">So Erlang leaves the trace to Windows' own tool. It runs tracert.exe by its full path with list arguments, -d -h 30 -w 1000 and the address, through open_port with no command interpreter, exactly as Lesson 7.8a ran every tool, and throws its report away unread, because the report is in the system's language. Remember, tracert ends with exit code 0 whenever it ran, reached or not (Lesson 7.8a). So Erlang prints the exit code </w:t>
+      </w:r>
+      <w:r>
+        <w:lastRenderedPageBreak/>
+        <w:t>and then Result: not available from an exit code: it does not claim a result it cannot know. To see the routers, read tracert's own report in The Path According to tracert.</w:t>
       </w:r>
     </w:p>
     <w:p>
@@ -4587,7 +4588,6 @@
     <w:p>
       <w:pPr>
         <w:pStyle w:val="SourceCode"/>
-        <w:keepNext/>
       </w:pPr>
       <w:r>
         <w:t xml:space="preserve">    mov eax, 0</w:t>
@@ -4596,7 +4596,6 @@
     <w:p>
       <w:pPr>
         <w:pStyle w:val="SourceCode"/>
-        <w:keepNext/>
       </w:pPr>
       <w:r>
         <w:t xml:space="preserve">    pop rbx</w:t>
@@ -4605,6 +4604,7 @@
     <w:p>
       <w:pPr>
         <w:pStyle w:val="SourceCode"/>
+        <w:keepNext/>
       </w:pPr>
       <w:r>
         <w:t xml:space="preserve">    ret</w:t>
@@ -4612,6 +4612,23 @@
     </w:p>
     <w:p>
       <w:pPr>
+        <w:pStyle w:val="SourceCode"/>
+        <w:keepNext/>
+      </w:pPr>
+      <w:r>
+        <w:t>; Remember, this marks the stack as not executable, as Linux linkers expect.</w:t>
+      </w:r>
+    </w:p>
+    <w:p>
+      <w:pPr>
+        <w:pStyle w:val="SourceCode"/>
+      </w:pPr>
+      <w:r>
+        <w:t>section .note.GNU-stack noalloc noexec nowrite progbits</w:t>
+      </w:r>
+    </w:p>
+    <w:p>
+      <w:pPr>
         <w:keepNext/>
       </w:pPr>
     </w:p>
@@ -5143,7 +5160,7 @@
         <w:pStyle w:val="SourceCode"/>
       </w:pPr>
       <w:r>
-        <w:t xml:space="preserve">    ; The texts the lines are made of.</w:t>
+        <w:t xml:space="preserve">    ; The texts the lines are made of. Remember, db pieces join into one text.</w:t>
       </w:r>
     </w:p>
     <w:p>
@@ -7695,7 +7712,7 @@
         <w:pStyle w:val="SourceCode"/>
       </w:pPr>
       <w:r>
-        <w:t xml:space="preserve">    ; The texts the lines are made of.</w:t>
+        <w:t xml:space="preserve">    ; The texts the lines are made of. Remember, db pieces join into one text.</w:t>
       </w:r>
     </w:p>
     <w:p>
@@ -9663,7 +9680,6 @@
     <w:p>
       <w:pPr>
         <w:pStyle w:val="SourceCode"/>
-        <w:keepNext/>
       </w:pPr>
       <w:r>
         <w:t xml:space="preserve">    mov eax, 0</w:t>
@@ -9672,7 +9688,6 @@
     <w:p>
       <w:pPr>
         <w:pStyle w:val="SourceCode"/>
-        <w:keepNext/>
       </w:pPr>
       <w:r>
         <w:t xml:space="preserve">    pop rbx</w:t>
@@ -9681,6 +9696,7 @@
     <w:p>
       <w:pPr>
         <w:pStyle w:val="SourceCode"/>
+        <w:keepNext/>
       </w:pPr>
       <w:r>
         <w:t xml:space="preserve">    ret</w:t>
@@ -9688,6 +9704,23 @@
     </w:p>
     <w:p>
       <w:pPr>
+        <w:pStyle w:val="SourceCode"/>
+        <w:keepNext/>
+      </w:pPr>
+      <w:r>
+        <w:t>; Remember, this marks the stack as not executable, as Linux linkers expect.</w:t>
+      </w:r>
+    </w:p>
+    <w:p>
+      <w:pPr>
+        <w:pStyle w:val="SourceCode"/>
+      </w:pPr>
+      <w:r>
+        <w:t>section .note.GNU-stack noalloc noexec nowrite progbits</w:t>
+      </w:r>
+    </w:p>
+    <w:p>
+      <w:pPr>
         <w:keepNext/>
       </w:pPr>
     </w:p>
@@ -13066,7 +13099,7 @@
         <w:pStyle w:val="SourceCode"/>
       </w:pPr>
       <w:r>
-        <w:t>% is_valid_hostname (Lesson 7.2a).</w:t>
+        <w:t>% is_valid_hostname (Lesson 7.2a), and adjacent texts join.</w:t>
       </w:r>
     </w:p>
     <w:p>
@@ -15806,6 +15839,14 @@
       </w:pPr>
       <w:r>
         <w:t>Erlang prints no hop lines, because the routers are in tracert's report, which it throws away unread, so the Exercise does not apply. Solidity has no trace, so its Exercise does not apply either.</w:t>
+      </w:r>
+    </w:p>
+    <w:p>
+      <w:pPr>
+        <w:pStyle w:val="ListBullet"/>
+      </w:pPr>
+      <w:r>
+        <w:t>In Assembly (Windows), update the comment the change makes stale: trace_route's header names sub rsp, 32, which becomes 48, with [rsp + 32] for printf's fifth value.</w:t>
       </w:r>
     </w:p>
     <w:p>
@@ -16845,31 +16886,31 @@
       </w:rPr>
     </w:lvl>
   </w:abstractNum>
-  <w:num w:numId="1" w16cid:durableId="517545647">
+  <w:num w:numId="1" w16cid:durableId="1676229684">
     <w:abstractNumId w:val="8"/>
   </w:num>
-  <w:num w:numId="2" w16cid:durableId="1308363983">
+  <w:num w:numId="2" w16cid:durableId="268633220">
     <w:abstractNumId w:val="6"/>
   </w:num>
-  <w:num w:numId="3" w16cid:durableId="2106999407">
+  <w:num w:numId="3" w16cid:durableId="72434338">
     <w:abstractNumId w:val="5"/>
   </w:num>
-  <w:num w:numId="4" w16cid:durableId="1829130795">
+  <w:num w:numId="4" w16cid:durableId="74133850">
     <w:abstractNumId w:val="4"/>
   </w:num>
-  <w:num w:numId="5" w16cid:durableId="120272786">
+  <w:num w:numId="5" w16cid:durableId="1132479881">
     <w:abstractNumId w:val="7"/>
   </w:num>
-  <w:num w:numId="6" w16cid:durableId="99181393">
+  <w:num w:numId="6" w16cid:durableId="830104550">
     <w:abstractNumId w:val="3"/>
   </w:num>
-  <w:num w:numId="7" w16cid:durableId="527256497">
+  <w:num w:numId="7" w16cid:durableId="39404180">
     <w:abstractNumId w:val="2"/>
   </w:num>
-  <w:num w:numId="8" w16cid:durableId="815492902">
+  <w:num w:numId="8" w16cid:durableId="688526162">
     <w:abstractNumId w:val="1"/>
   </w:num>
-  <w:num w:numId="9" w16cid:durableId="1542134556">
+  <w:num w:numId="9" w16cid:durableId="1590653571">
     <w:abstractNumId w:val="0"/>
   </w:num>
 </w:numbering>
